--- a/SubLang-Documentation.docx
+++ b/SubLang-Documentation.docx
@@ -146,59 +146,23 @@
           <w:sz w:val="20"/>
           <w:szCs w:val="20"/>
         </w:rPr>
-        <w:t xml:space="preserve">Version </w:t>
-      </w:r>
-      <w:proofErr w:type="gramStart"/>
+        <w:t xml:space="preserve">Version 1.0  |  </w:t>
+      </w:r>
       <w:r>
         <w:rPr>
           <w:color w:val="555555"/>
           <w:sz w:val="20"/>
           <w:szCs w:val="20"/>
         </w:rPr>
-        <w:t>1.0  |</w:t>
-      </w:r>
-      <w:proofErr w:type="gramEnd"/>
+        <w:t>2025-26</w:t>
+      </w:r>
       <w:r>
         <w:rPr>
           <w:color w:val="555555"/>
           <w:sz w:val="20"/>
           <w:szCs w:val="20"/>
         </w:rPr>
-        <w:t xml:space="preserve">  </w:t>
-      </w:r>
-      <w:r>
-        <w:rPr>
-          <w:color w:val="555555"/>
-          <w:sz w:val="20"/>
-          <w:szCs w:val="20"/>
-        </w:rPr>
-        <w:t>2025-</w:t>
-      </w:r>
-      <w:proofErr w:type="gramStart"/>
-      <w:r>
-        <w:rPr>
-          <w:color w:val="555555"/>
-          <w:sz w:val="20"/>
-          <w:szCs w:val="20"/>
-        </w:rPr>
-        <w:t>26</w:t>
-      </w:r>
-      <w:r>
-        <w:rPr>
-          <w:color w:val="555555"/>
-          <w:sz w:val="20"/>
-          <w:szCs w:val="20"/>
-        </w:rPr>
-        <w:t xml:space="preserve">  |</w:t>
-      </w:r>
-      <w:proofErr w:type="gramEnd"/>
-      <w:r>
-        <w:rPr>
-          <w:color w:val="555555"/>
-          <w:sz w:val="20"/>
-          <w:szCs w:val="20"/>
-        </w:rPr>
-        <w:t xml:space="preserve">  Summer Break Build</w:t>
+        <w:t xml:space="preserve">  |  Summer Break Build</w:t>
       </w:r>
     </w:p>
     <w:p>
@@ -219,7 +183,6 @@
         <w:t xml:space="preserve">Powered by </w:t>
       </w:r>
       <w:proofErr w:type="spellStart"/>
-      <w:proofErr w:type="gramStart"/>
       <w:r>
         <w:rPr>
           <w:color w:val="B8860B"/>
@@ -235,52 +198,25 @@
           <w:sz w:val="20"/>
           <w:szCs w:val="20"/>
         </w:rPr>
-        <w:t xml:space="preserve">  |</w:t>
-      </w:r>
-      <w:proofErr w:type="gramEnd"/>
+        <w:t xml:space="preserve">  |  </w:t>
+      </w:r>
+      <w:proofErr w:type="spellStart"/>
       <w:r>
         <w:rPr>
           <w:color w:val="B8860B"/>
           <w:sz w:val="20"/>
           <w:szCs w:val="20"/>
         </w:rPr>
-        <w:t xml:space="preserve">  </w:t>
-      </w:r>
-      <w:proofErr w:type="spellStart"/>
+        <w:t>Groq</w:t>
+      </w:r>
+      <w:proofErr w:type="spellEnd"/>
       <w:r>
         <w:rPr>
           <w:color w:val="B8860B"/>
           <w:sz w:val="20"/>
           <w:szCs w:val="20"/>
         </w:rPr>
-        <w:t>Groq</w:t>
-      </w:r>
-      <w:proofErr w:type="spellEnd"/>
-      <w:r>
-        <w:rPr>
-          <w:color w:val="B8860B"/>
-          <w:sz w:val="20"/>
-          <w:szCs w:val="20"/>
-        </w:rPr>
-        <w:t xml:space="preserve"> </w:t>
-      </w:r>
-      <w:proofErr w:type="gramStart"/>
-      <w:r>
-        <w:rPr>
-          <w:color w:val="B8860B"/>
-          <w:sz w:val="20"/>
-          <w:szCs w:val="20"/>
-        </w:rPr>
-        <w:t>AI  |</w:t>
-      </w:r>
-      <w:proofErr w:type="gramEnd"/>
-      <w:r>
-        <w:rPr>
-          <w:color w:val="B8860B"/>
-          <w:sz w:val="20"/>
-          <w:szCs w:val="20"/>
-        </w:rPr>
-        <w:t xml:space="preserve">  Llama 3.1</w:t>
+        <w:t xml:space="preserve"> AI  |  Llama 3.1</w:t>
       </w:r>
     </w:p>
     <w:p>
@@ -4615,12 +4551,6 @@
         <w:gridCol w:w="7560"/>
       </w:tblGrid>
       <w:tr>
-        <w:tblPrEx>
-          <w:tblCellMar>
-            <w:top w:w="0" w:type="dxa"/>
-            <w:bottom w:w="0" w:type="dxa"/>
-          </w:tblCellMar>
-        </w:tblPrEx>
         <w:tc>
           <w:tcPr>
             <w:tcW w:w="1800" w:type="dxa"/>
@@ -4709,12 +4639,6 @@
         <w:gridCol w:w="7560"/>
       </w:tblGrid>
       <w:tr>
-        <w:tblPrEx>
-          <w:tblCellMar>
-            <w:top w:w="0" w:type="dxa"/>
-            <w:bottom w:w="0" w:type="dxa"/>
-          </w:tblCellMar>
-        </w:tblPrEx>
         <w:tc>
           <w:tcPr>
             <w:tcW w:w="1800" w:type="dxa"/>
@@ -4803,12 +4727,6 @@
         <w:gridCol w:w="7560"/>
       </w:tblGrid>
       <w:tr>
-        <w:tblPrEx>
-          <w:tblCellMar>
-            <w:top w:w="0" w:type="dxa"/>
-            <w:bottom w:w="0" w:type="dxa"/>
-          </w:tblCellMar>
-        </w:tblPrEx>
         <w:tc>
           <w:tcPr>
             <w:tcW w:w="1800" w:type="dxa"/>
@@ -4905,12 +4823,6 @@
         <w:gridCol w:w="7560"/>
       </w:tblGrid>
       <w:tr>
-        <w:tblPrEx>
-          <w:tblCellMar>
-            <w:top w:w="0" w:type="dxa"/>
-            <w:bottom w:w="0" w:type="dxa"/>
-          </w:tblCellMar>
-        </w:tblPrEx>
         <w:tc>
           <w:tcPr>
             <w:tcW w:w="1800" w:type="dxa"/>
@@ -5008,12 +4920,6 @@
         <w:gridCol w:w="7560"/>
       </w:tblGrid>
       <w:tr>
-        <w:tblPrEx>
-          <w:tblCellMar>
-            <w:top w:w="0" w:type="dxa"/>
-            <w:bottom w:w="0" w:type="dxa"/>
-          </w:tblCellMar>
-        </w:tblPrEx>
         <w:tc>
           <w:tcPr>
             <w:tcW w:w="1800" w:type="dxa"/>
@@ -5102,12 +5008,6 @@
         <w:gridCol w:w="7560"/>
       </w:tblGrid>
       <w:tr>
-        <w:tblPrEx>
-          <w:tblCellMar>
-            <w:top w:w="0" w:type="dxa"/>
-            <w:bottom w:w="0" w:type="dxa"/>
-          </w:tblCellMar>
-        </w:tblPrEx>
         <w:tc>
           <w:tcPr>
             <w:tcW w:w="1800" w:type="dxa"/>
@@ -5248,12 +5148,6 @@
         <w:gridCol w:w="9360"/>
       </w:tblGrid>
       <w:tr>
-        <w:tblPrEx>
-          <w:tblCellMar>
-            <w:top w:w="0" w:type="dxa"/>
-            <w:bottom w:w="0" w:type="dxa"/>
-          </w:tblCellMar>
-        </w:tblPrEx>
         <w:tc>
           <w:tcPr>
             <w:tcW w:w="9360" w:type="dxa"/>
@@ -5311,12 +5205,6 @@
         <w:gridCol w:w="9360"/>
       </w:tblGrid>
       <w:tr>
-        <w:tblPrEx>
-          <w:tblCellMar>
-            <w:top w:w="0" w:type="dxa"/>
-            <w:bottom w:w="0" w:type="dxa"/>
-          </w:tblCellMar>
-        </w:tblPrEx>
         <w:tc>
           <w:tcPr>
             <w:tcW w:w="9360" w:type="dxa"/>
@@ -5345,7 +5233,6 @@
               <w:t xml:space="preserve">├── </w:t>
             </w:r>
             <w:proofErr w:type="spellStart"/>
-            <w:proofErr w:type="gramStart"/>
             <w:r>
               <w:rPr>
                 <w:rFonts w:ascii="Courier New" w:eastAsia="Courier New" w:hAnsi="Courier New" w:cs="Courier New"/>
@@ -5356,7 +5243,6 @@
               <w:t>manifest.json</w:t>
             </w:r>
             <w:proofErr w:type="spellEnd"/>
-            <w:proofErr w:type="gramEnd"/>
             <w:r>
               <w:rPr>
                 <w:rFonts w:ascii="Courier New" w:eastAsia="Courier New" w:hAnsi="Courier New" w:cs="Courier New"/>
@@ -5396,12 +5282,6 @@
         <w:gridCol w:w="9360"/>
       </w:tblGrid>
       <w:tr>
-        <w:tblPrEx>
-          <w:tblCellMar>
-            <w:top w:w="0" w:type="dxa"/>
-            <w:bottom w:w="0" w:type="dxa"/>
-          </w:tblCellMar>
-        </w:tblPrEx>
         <w:tc>
           <w:tcPr>
             <w:tcW w:w="9360" w:type="dxa"/>
@@ -5459,12 +5339,6 @@
         <w:gridCol w:w="9360"/>
       </w:tblGrid>
       <w:tr>
-        <w:tblPrEx>
-          <w:tblCellMar>
-            <w:top w:w="0" w:type="dxa"/>
-            <w:bottom w:w="0" w:type="dxa"/>
-          </w:tblCellMar>
-        </w:tblPrEx>
         <w:tc>
           <w:tcPr>
             <w:tcW w:w="9360" w:type="dxa"/>
@@ -5522,12 +5396,6 @@
         <w:gridCol w:w="9360"/>
       </w:tblGrid>
       <w:tr>
-        <w:tblPrEx>
-          <w:tblCellMar>
-            <w:top w:w="0" w:type="dxa"/>
-            <w:bottom w:w="0" w:type="dxa"/>
-          </w:tblCellMar>
-        </w:tblPrEx>
         <w:tc>
           <w:tcPr>
             <w:tcW w:w="9360" w:type="dxa"/>
@@ -5585,12 +5453,6 @@
         <w:gridCol w:w="9360"/>
       </w:tblGrid>
       <w:tr>
-        <w:tblPrEx>
-          <w:tblCellMar>
-            <w:top w:w="0" w:type="dxa"/>
-            <w:bottom w:w="0" w:type="dxa"/>
-          </w:tblCellMar>
-        </w:tblPrEx>
         <w:tc>
           <w:tcPr>
             <w:tcW w:w="9360" w:type="dxa"/>
@@ -5648,12 +5510,6 @@
         <w:gridCol w:w="9360"/>
       </w:tblGrid>
       <w:tr>
-        <w:tblPrEx>
-          <w:tblCellMar>
-            <w:top w:w="0" w:type="dxa"/>
-            <w:bottom w:w="0" w:type="dxa"/>
-          </w:tblCellMar>
-        </w:tblPrEx>
         <w:tc>
           <w:tcPr>
             <w:tcW w:w="9360" w:type="dxa"/>
@@ -5711,12 +5567,6 @@
         <w:gridCol w:w="9360"/>
       </w:tblGrid>
       <w:tr>
-        <w:tblPrEx>
-          <w:tblCellMar>
-            <w:top w:w="0" w:type="dxa"/>
-            <w:bottom w:w="0" w:type="dxa"/>
-          </w:tblCellMar>
-        </w:tblPrEx>
         <w:tc>
           <w:tcPr>
             <w:tcW w:w="9360" w:type="dxa"/>
@@ -5745,7 +5595,6 @@
               <w:t xml:space="preserve">│   └── popup.js           ← Popup controls and </w:t>
             </w:r>
             <w:proofErr w:type="spellStart"/>
-            <w:proofErr w:type="gramStart"/>
             <w:r>
               <w:rPr>
                 <w:rFonts w:ascii="Courier New" w:eastAsia="Courier New" w:hAnsi="Courier New" w:cs="Courier New"/>
@@ -5756,7 +5605,6 @@
               <w:t>chrome.storage</w:t>
             </w:r>
             <w:proofErr w:type="spellEnd"/>
-            <w:proofErr w:type="gramEnd"/>
             <w:r>
               <w:rPr>
                 <w:rFonts w:ascii="Courier New" w:eastAsia="Courier New" w:hAnsi="Courier New" w:cs="Courier New"/>
@@ -5796,12 +5644,6 @@
         <w:gridCol w:w="9360"/>
       </w:tblGrid>
       <w:tr>
-        <w:tblPrEx>
-          <w:tblCellMar>
-            <w:top w:w="0" w:type="dxa"/>
-            <w:bottom w:w="0" w:type="dxa"/>
-          </w:tblCellMar>
-        </w:tblPrEx>
         <w:tc>
           <w:tcPr>
             <w:tcW w:w="9360" w:type="dxa"/>
@@ -5859,12 +5701,6 @@
         <w:gridCol w:w="9360"/>
       </w:tblGrid>
       <w:tr>
-        <w:tblPrEx>
-          <w:tblCellMar>
-            <w:top w:w="0" w:type="dxa"/>
-            <w:bottom w:w="0" w:type="dxa"/>
-          </w:tblCellMar>
-        </w:tblPrEx>
         <w:tc>
           <w:tcPr>
             <w:tcW w:w="9360" w:type="dxa"/>
@@ -5922,12 +5758,6 @@
         <w:gridCol w:w="9360"/>
       </w:tblGrid>
       <w:tr>
-        <w:tblPrEx>
-          <w:tblCellMar>
-            <w:top w:w="0" w:type="dxa"/>
-            <w:bottom w:w="0" w:type="dxa"/>
-          </w:tblCellMar>
-        </w:tblPrEx>
         <w:tc>
           <w:tcPr>
             <w:tcW w:w="9360" w:type="dxa"/>
@@ -5985,12 +5815,6 @@
         <w:gridCol w:w="9360"/>
       </w:tblGrid>
       <w:tr>
-        <w:tblPrEx>
-          <w:tblCellMar>
-            <w:top w:w="0" w:type="dxa"/>
-            <w:bottom w:w="0" w:type="dxa"/>
-          </w:tblCellMar>
-        </w:tblPrEx>
         <w:tc>
           <w:tcPr>
             <w:tcW w:w="9360" w:type="dxa"/>
@@ -6058,12 +5882,6 @@
         <w:gridCol w:w="9360"/>
       </w:tblGrid>
       <w:tr>
-        <w:tblPrEx>
-          <w:tblCellMar>
-            <w:top w:w="0" w:type="dxa"/>
-            <w:bottom w:w="0" w:type="dxa"/>
-          </w:tblCellMar>
-        </w:tblPrEx>
         <w:tc>
           <w:tcPr>
             <w:tcW w:w="9360" w:type="dxa"/>
@@ -6122,12 +5940,6 @@
         <w:gridCol w:w="9360"/>
       </w:tblGrid>
       <w:tr>
-        <w:tblPrEx>
-          <w:tblCellMar>
-            <w:top w:w="0" w:type="dxa"/>
-            <w:bottom w:w="0" w:type="dxa"/>
-          </w:tblCellMar>
-        </w:tblPrEx>
         <w:tc>
           <w:tcPr>
             <w:tcW w:w="9360" w:type="dxa"/>
@@ -6225,12 +6037,6 @@
         <w:gridCol w:w="9360"/>
       </w:tblGrid>
       <w:tr>
-        <w:tblPrEx>
-          <w:tblCellMar>
-            <w:top w:w="0" w:type="dxa"/>
-            <w:bottom w:w="0" w:type="dxa"/>
-          </w:tblCellMar>
-        </w:tblPrEx>
         <w:tc>
           <w:tcPr>
             <w:tcW w:w="9360" w:type="dxa"/>
@@ -6259,7 +6065,6 @@
               <w:t xml:space="preserve">├── </w:t>
             </w:r>
             <w:proofErr w:type="spellStart"/>
-            <w:proofErr w:type="gramStart"/>
             <w:r>
               <w:rPr>
                 <w:rFonts w:ascii="Courier New" w:eastAsia="Courier New" w:hAnsi="Courier New" w:cs="Courier New"/>
@@ -6270,7 +6075,6 @@
               <w:t>package.json</w:t>
             </w:r>
             <w:proofErr w:type="spellEnd"/>
-            <w:proofErr w:type="gramEnd"/>
             <w:r>
               <w:rPr>
                 <w:rFonts w:ascii="Courier New" w:eastAsia="Courier New" w:hAnsi="Courier New" w:cs="Courier New"/>
@@ -6361,12 +6165,6 @@
         <w:gridCol w:w="9360"/>
       </w:tblGrid>
       <w:tr>
-        <w:tblPrEx>
-          <w:tblCellMar>
-            <w:top w:w="0" w:type="dxa"/>
-            <w:bottom w:w="0" w:type="dxa"/>
-          </w:tblCellMar>
-        </w:tblPrEx>
         <w:tc>
           <w:tcPr>
             <w:tcW w:w="9360" w:type="dxa"/>
@@ -6392,27 +6190,7 @@
                 <w:sz w:val="18"/>
                 <w:szCs w:val="18"/>
               </w:rPr>
-              <w:t>├─</w:t>
-            </w:r>
-            <w:proofErr w:type="gramStart"/>
-            <w:r>
-              <w:rPr>
-                <w:rFonts w:ascii="Courier New" w:eastAsia="Courier New" w:hAnsi="Courier New" w:cs="Courier New"/>
-                <w:color w:val="2C1A00"/>
-                <w:sz w:val="18"/>
-                <w:szCs w:val="18"/>
-              </w:rPr>
-              <w:t>─ .env</w:t>
-            </w:r>
-            <w:proofErr w:type="gramEnd"/>
-            <w:r>
-              <w:rPr>
-                <w:rFonts w:ascii="Courier New" w:eastAsia="Courier New" w:hAnsi="Courier New" w:cs="Courier New"/>
-                <w:color w:val="2C1A00"/>
-                <w:sz w:val="18"/>
-                <w:szCs w:val="18"/>
-              </w:rPr>
-              <w:t xml:space="preserve">                   ← API keys (never commit to GitHub)</w:t>
+              <w:t>├── .env                   ← API keys (never commit to GitHub)</w:t>
             </w:r>
           </w:p>
         </w:tc>
@@ -6444,12 +6222,6 @@
         <w:gridCol w:w="9360"/>
       </w:tblGrid>
       <w:tr>
-        <w:tblPrEx>
-          <w:tblCellMar>
-            <w:top w:w="0" w:type="dxa"/>
-            <w:bottom w:w="0" w:type="dxa"/>
-          </w:tblCellMar>
-        </w:tblPrEx>
         <w:tc>
           <w:tcPr>
             <w:tcW w:w="9360" w:type="dxa"/>
@@ -6475,9 +6247,9 @@
                 <w:sz w:val="18"/>
                 <w:szCs w:val="18"/>
               </w:rPr>
-              <w:t>└─</w:t>
-            </w:r>
-            <w:proofErr w:type="gramStart"/>
+              <w:t>└── .</w:t>
+            </w:r>
+            <w:proofErr w:type="spellStart"/>
             <w:r>
               <w:rPr>
                 <w:rFonts w:ascii="Courier New" w:eastAsia="Courier New" w:hAnsi="Courier New" w:cs="Courier New"/>
@@ -6485,27 +6257,7 @@
                 <w:sz w:val="18"/>
                 <w:szCs w:val="18"/>
               </w:rPr>
-              <w:t>─ .</w:t>
-            </w:r>
-            <w:proofErr w:type="spellStart"/>
-            <w:r>
-              <w:rPr>
-                <w:rFonts w:ascii="Courier New" w:eastAsia="Courier New" w:hAnsi="Courier New" w:cs="Courier New"/>
-                <w:color w:val="2C1A00"/>
-                <w:sz w:val="18"/>
-                <w:szCs w:val="18"/>
-              </w:rPr>
-              <w:t>env</w:t>
-            </w:r>
-            <w:proofErr w:type="gramEnd"/>
-            <w:r>
-              <w:rPr>
-                <w:rFonts w:ascii="Courier New" w:eastAsia="Courier New" w:hAnsi="Courier New" w:cs="Courier New"/>
-                <w:color w:val="2C1A00"/>
-                <w:sz w:val="18"/>
-                <w:szCs w:val="18"/>
-              </w:rPr>
-              <w:t>.example</w:t>
+              <w:t>env.example</w:t>
             </w:r>
             <w:proofErr w:type="spellEnd"/>
             <w:r>
@@ -6699,12 +6451,6 @@
         <w:gridCol w:w="8460"/>
       </w:tblGrid>
       <w:tr>
-        <w:tblPrEx>
-          <w:tblCellMar>
-            <w:top w:w="0" w:type="dxa"/>
-            <w:bottom w:w="0" w:type="dxa"/>
-          </w:tblCellMar>
-        </w:tblPrEx>
         <w:tc>
           <w:tcPr>
             <w:tcW w:w="900" w:type="dxa"/>
@@ -6820,12 +6566,6 @@
         <w:gridCol w:w="8460"/>
       </w:tblGrid>
       <w:tr>
-        <w:tblPrEx>
-          <w:tblCellMar>
-            <w:top w:w="0" w:type="dxa"/>
-            <w:bottom w:w="0" w:type="dxa"/>
-          </w:tblCellMar>
-        </w:tblPrEx>
         <w:tc>
           <w:tcPr>
             <w:tcW w:w="900" w:type="dxa"/>
@@ -6941,12 +6681,6 @@
         <w:gridCol w:w="8460"/>
       </w:tblGrid>
       <w:tr>
-        <w:tblPrEx>
-          <w:tblCellMar>
-            <w:top w:w="0" w:type="dxa"/>
-            <w:bottom w:w="0" w:type="dxa"/>
-          </w:tblCellMar>
-        </w:tblPrEx>
         <w:tc>
           <w:tcPr>
             <w:tcW w:w="900" w:type="dxa"/>
@@ -7062,12 +6796,6 @@
         <w:gridCol w:w="8460"/>
       </w:tblGrid>
       <w:tr>
-        <w:tblPrEx>
-          <w:tblCellMar>
-            <w:top w:w="0" w:type="dxa"/>
-            <w:bottom w:w="0" w:type="dxa"/>
-          </w:tblCellMar>
-        </w:tblPrEx>
         <w:tc>
           <w:tcPr>
             <w:tcW w:w="900" w:type="dxa"/>
@@ -7183,12 +6911,6 @@
         <w:gridCol w:w="8460"/>
       </w:tblGrid>
       <w:tr>
-        <w:tblPrEx>
-          <w:tblCellMar>
-            <w:top w:w="0" w:type="dxa"/>
-            <w:bottom w:w="0" w:type="dxa"/>
-          </w:tblCellMar>
-        </w:tblPrEx>
         <w:tc>
           <w:tcPr>
             <w:tcW w:w="900" w:type="dxa"/>
@@ -7333,12 +7055,6 @@
         <w:gridCol w:w="8460"/>
       </w:tblGrid>
       <w:tr>
-        <w:tblPrEx>
-          <w:tblCellMar>
-            <w:top w:w="0" w:type="dxa"/>
-            <w:bottom w:w="0" w:type="dxa"/>
-          </w:tblCellMar>
-        </w:tblPrEx>
         <w:tc>
           <w:tcPr>
             <w:tcW w:w="900" w:type="dxa"/>
@@ -7573,12 +7289,6 @@
         <w:gridCol w:w="7560"/>
       </w:tblGrid>
       <w:tr>
-        <w:tblPrEx>
-          <w:tblCellMar>
-            <w:top w:w="0" w:type="dxa"/>
-            <w:bottom w:w="0" w:type="dxa"/>
-          </w:tblCellMar>
-        </w:tblPrEx>
         <w:tc>
           <w:tcPr>
             <w:tcW w:w="1800" w:type="dxa"/>
@@ -7667,12 +7377,6 @@
         <w:gridCol w:w="7560"/>
       </w:tblGrid>
       <w:tr>
-        <w:tblPrEx>
-          <w:tblCellMar>
-            <w:top w:w="0" w:type="dxa"/>
-            <w:bottom w:w="0" w:type="dxa"/>
-          </w:tblCellMar>
-        </w:tblPrEx>
         <w:tc>
           <w:tcPr>
             <w:tcW w:w="1800" w:type="dxa"/>
@@ -7761,12 +7465,6 @@
         <w:gridCol w:w="7560"/>
       </w:tblGrid>
       <w:tr>
-        <w:tblPrEx>
-          <w:tblCellMar>
-            <w:top w:w="0" w:type="dxa"/>
-            <w:bottom w:w="0" w:type="dxa"/>
-          </w:tblCellMar>
-        </w:tblPrEx>
         <w:tc>
           <w:tcPr>
             <w:tcW w:w="1800" w:type="dxa"/>
@@ -7855,12 +7553,6 @@
         <w:gridCol w:w="7560"/>
       </w:tblGrid>
       <w:tr>
-        <w:tblPrEx>
-          <w:tblCellMar>
-            <w:top w:w="0" w:type="dxa"/>
-            <w:bottom w:w="0" w:type="dxa"/>
-          </w:tblCellMar>
-        </w:tblPrEx>
         <w:tc>
           <w:tcPr>
             <w:tcW w:w="1800" w:type="dxa"/>
@@ -7916,21 +7608,7 @@
               <w:rPr>
                 <w:color w:val="2C2C2C"/>
               </w:rPr>
-              <w:t xml:space="preserve">Switch between Small, Medium, and </w:t>
-            </w:r>
-            <w:proofErr w:type="gramStart"/>
-            <w:r>
-              <w:rPr>
-                <w:color w:val="2C2C2C"/>
-              </w:rPr>
-              <w:t>Large</w:t>
-            </w:r>
-            <w:proofErr w:type="gramEnd"/>
-            <w:r>
-              <w:rPr>
-                <w:color w:val="2C2C2C"/>
-              </w:rPr>
-              <w:t xml:space="preserve"> subtitle text size</w:t>
+              <w:t>Switch between Small, Medium, and Large subtitle text size</w:t>
             </w:r>
           </w:p>
         </w:tc>
@@ -7963,12 +7641,6 @@
         <w:gridCol w:w="7560"/>
       </w:tblGrid>
       <w:tr>
-        <w:tblPrEx>
-          <w:tblCellMar>
-            <w:top w:w="0" w:type="dxa"/>
-            <w:bottom w:w="0" w:type="dxa"/>
-          </w:tblCellMar>
-        </w:tblPrEx>
         <w:tc>
           <w:tcPr>
             <w:tcW w:w="1800" w:type="dxa"/>
@@ -8487,12 +8159,6 @@
         <w:gridCol w:w="9360"/>
       </w:tblGrid>
       <w:tr>
-        <w:tblPrEx>
-          <w:tblCellMar>
-            <w:top w:w="0" w:type="dxa"/>
-            <w:bottom w:w="0" w:type="dxa"/>
-          </w:tblCellMar>
-        </w:tblPrEx>
         <w:tc>
           <w:tcPr>
             <w:tcW w:w="9360" w:type="dxa"/>
@@ -8566,12 +8232,6 @@
         <w:gridCol w:w="7560"/>
       </w:tblGrid>
       <w:tr>
-        <w:tblPrEx>
-          <w:tblCellMar>
-            <w:top w:w="0" w:type="dxa"/>
-            <w:bottom w:w="0" w:type="dxa"/>
-          </w:tblCellMar>
-        </w:tblPrEx>
         <w:tc>
           <w:tcPr>
             <w:tcW w:w="1800" w:type="dxa"/>
@@ -8660,12 +8320,6 @@
         <w:gridCol w:w="7560"/>
       </w:tblGrid>
       <w:tr>
-        <w:tblPrEx>
-          <w:tblCellMar>
-            <w:top w:w="0" w:type="dxa"/>
-            <w:bottom w:w="0" w:type="dxa"/>
-          </w:tblCellMar>
-        </w:tblPrEx>
         <w:tc>
           <w:tcPr>
             <w:tcW w:w="1800" w:type="dxa"/>
@@ -8743,57 +8397,21 @@
               <w:rPr>
                 <w:color w:val="2C2C2C"/>
               </w:rPr>
-              <w:t xml:space="preserve">Accepts </w:t>
-            </w:r>
-            <w:proofErr w:type="gramStart"/>
+              <w:t xml:space="preserve">Accepts { text, </w:t>
+            </w:r>
+            <w:proofErr w:type="spellStart"/>
             <w:r>
               <w:rPr>
                 <w:color w:val="2C2C2C"/>
               </w:rPr>
-              <w:t>{ text</w:t>
-            </w:r>
-            <w:proofErr w:type="gramEnd"/>
+              <w:t>sourceLang</w:t>
+            </w:r>
+            <w:proofErr w:type="spellEnd"/>
             <w:r>
               <w:rPr>
                 <w:color w:val="2C2C2C"/>
               </w:rPr>
-              <w:t xml:space="preserve">, </w:t>
-            </w:r>
-            <w:proofErr w:type="spellStart"/>
-            <w:proofErr w:type="gramStart"/>
-            <w:r>
-              <w:rPr>
-                <w:color w:val="2C2C2C"/>
-              </w:rPr>
-              <w:t>sourceLang</w:t>
-            </w:r>
-            <w:proofErr w:type="spellEnd"/>
-            <w:r>
-              <w:rPr>
-                <w:color w:val="2C2C2C"/>
-              </w:rPr>
-              <w:t xml:space="preserve"> }</w:t>
-            </w:r>
-            <w:proofErr w:type="gramEnd"/>
-            <w:r>
-              <w:rPr>
-                <w:color w:val="2C2C2C"/>
-              </w:rPr>
-              <w:t xml:space="preserve"> — returns </w:t>
-            </w:r>
-            <w:proofErr w:type="gramStart"/>
-            <w:r>
-              <w:rPr>
-                <w:color w:val="2C2C2C"/>
-              </w:rPr>
-              <w:t>{ translated</w:t>
-            </w:r>
-            <w:proofErr w:type="gramEnd"/>
-            <w:r>
-              <w:rPr>
-                <w:color w:val="2C2C2C"/>
-              </w:rPr>
-              <w:t xml:space="preserve"> } English text via </w:t>
+              <w:t xml:space="preserve"> } — returns { translated } English text via </w:t>
             </w:r>
             <w:proofErr w:type="spellStart"/>
             <w:r>
@@ -8840,12 +8458,6 @@
         <w:gridCol w:w="7560"/>
       </w:tblGrid>
       <w:tr>
-        <w:tblPrEx>
-          <w:tblCellMar>
-            <w:top w:w="0" w:type="dxa"/>
-            <w:bottom w:w="0" w:type="dxa"/>
-          </w:tblCellMar>
-        </w:tblPrEx>
         <w:tc>
           <w:tcPr>
             <w:tcW w:w="1800" w:type="dxa"/>
@@ -8973,12 +8585,6 @@
         <w:gridCol w:w="9360"/>
       </w:tblGrid>
       <w:tr>
-        <w:tblPrEx>
-          <w:tblCellMar>
-            <w:top w:w="0" w:type="dxa"/>
-            <w:bottom w:w="0" w:type="dxa"/>
-          </w:tblCellMar>
-        </w:tblPrEx>
         <w:tc>
           <w:tcPr>
             <w:tcW w:w="9360" w:type="dxa"/>
@@ -9047,12 +8653,6 @@
         <w:gridCol w:w="9360"/>
       </w:tblGrid>
       <w:tr>
-        <w:tblPrEx>
-          <w:tblCellMar>
-            <w:top w:w="0" w:type="dxa"/>
-            <w:bottom w:w="0" w:type="dxa"/>
-          </w:tblCellMar>
-        </w:tblPrEx>
         <w:tc>
           <w:tcPr>
             <w:tcW w:w="9360" w:type="dxa"/>
@@ -9218,7 +8818,6 @@
         <w:t xml:space="preserve">Established the Chrome Extension folder structure, wrote the </w:t>
       </w:r>
       <w:proofErr w:type="spellStart"/>
-      <w:proofErr w:type="gramStart"/>
       <w:r>
         <w:rPr>
           <w:color w:val="2C2C2C"/>
@@ -9226,7 +8825,6 @@
         <w:t>manifest.json</w:t>
       </w:r>
       <w:proofErr w:type="spellEnd"/>
-      <w:proofErr w:type="gramEnd"/>
       <w:r>
         <w:rPr>
           <w:color w:val="2C2C2C"/>
@@ -9314,7 +8912,6 @@
         <w:t xml:space="preserve"> Nova-2 streaming model. Used the Web Audio API with </w:t>
       </w:r>
       <w:proofErr w:type="spellStart"/>
-      <w:proofErr w:type="gramStart"/>
       <w:r>
         <w:rPr>
           <w:color w:val="2C2C2C"/>
@@ -9326,14 +8923,7 @@
         <w:rPr>
           <w:color w:val="2C2C2C"/>
         </w:rPr>
-        <w:t>(</w:t>
-      </w:r>
-      <w:proofErr w:type="gramEnd"/>
-      <w:r>
-        <w:rPr>
-          <w:color w:val="2C2C2C"/>
-        </w:rPr>
-        <w:t xml:space="preserve">) to tap video audio without CORS issues. Implemented a WebSocket proxy on the backend to forward audio chunks to </w:t>
+        <w:t xml:space="preserve">() to tap video audio without CORS issues. Implemented a WebSocket proxy on the backend to forward audio chunks to </w:t>
       </w:r>
       <w:proofErr w:type="spellStart"/>
       <w:r>
@@ -9483,21 +9073,7 @@
         <w:rPr>
           <w:color w:val="2C2C2C"/>
         </w:rPr>
-        <w:t xml:space="preserve">Built a fixed-position subtitle overlay injected into the page DOM using CSS </w:t>
-      </w:r>
-      <w:proofErr w:type="gramStart"/>
-      <w:r>
-        <w:rPr>
-          <w:color w:val="2C2C2C"/>
-        </w:rPr>
-        <w:t>with !important</w:t>
-      </w:r>
-      <w:proofErr w:type="gramEnd"/>
-      <w:r>
-        <w:rPr>
-          <w:color w:val="2C2C2C"/>
-        </w:rPr>
-        <w:t xml:space="preserve"> declarations to prevent YouTube's styles from overriding the display. Implemented smooth fade-in and fade-out transitions and adaptive display duration based on subtitle length.</w:t>
+        <w:t>Built a fixed-position subtitle overlay injected into the page DOM using CSS with !important declarations to prevent YouTube's styles from overriding the display. Implemented smooth fade-in and fade-out transitions and adaptive display duration based on subtitle length.</w:t>
       </w:r>
     </w:p>
     <w:p>
@@ -9527,19 +9103,11 @@
         <w:t xml:space="preserve">Designed and implemented the extension popup with a dark, gold-accented aesthetic. Added language selection, subtitle toggle, font size control, and position toggle. All settings persist across sessions using </w:t>
       </w:r>
       <w:proofErr w:type="spellStart"/>
-      <w:proofErr w:type="gramStart"/>
-      <w:r>
-        <w:rPr>
-          <w:color w:val="2C2C2C"/>
-        </w:rPr>
-        <w:t>chrome.storage</w:t>
-      </w:r>
-      <w:proofErr w:type="gramEnd"/>
-      <w:r>
-        <w:rPr>
-          <w:color w:val="2C2C2C"/>
-        </w:rPr>
-        <w:t>.local</w:t>
+      <w:r>
+        <w:rPr>
+          <w:color w:val="2C2C2C"/>
+        </w:rPr>
+        <w:t>chrome.storage.local</w:t>
       </w:r>
       <w:proofErr w:type="spellEnd"/>
       <w:r>
@@ -9634,7 +9202,6 @@
         <w:t xml:space="preserve">Deployed the Node.js backend to Render. Updated the extension to point to the live backend URL over wss:// (secure WebSocket) and https://. Updated </w:t>
       </w:r>
       <w:proofErr w:type="spellStart"/>
-      <w:proofErr w:type="gramStart"/>
       <w:r>
         <w:rPr>
           <w:color w:val="2C2C2C"/>
@@ -9642,7 +9209,6 @@
         <w:t>manifest.json</w:t>
       </w:r>
       <w:proofErr w:type="spellEnd"/>
-      <w:proofErr w:type="gramEnd"/>
       <w:r>
         <w:rPr>
           <w:color w:val="2C2C2C"/>
@@ -10817,12 +10383,6 @@
         <w:gridCol w:w="7560"/>
       </w:tblGrid>
       <w:tr>
-        <w:tblPrEx>
-          <w:tblCellMar>
-            <w:top w:w="0" w:type="dxa"/>
-            <w:bottom w:w="0" w:type="dxa"/>
-          </w:tblCellMar>
-        </w:tblPrEx>
         <w:tc>
           <w:tcPr>
             <w:tcW w:w="1800" w:type="dxa"/>
@@ -10913,12 +10473,6 @@
         <w:gridCol w:w="7560"/>
       </w:tblGrid>
       <w:tr>
-        <w:tblPrEx>
-          <w:tblCellMar>
-            <w:top w:w="0" w:type="dxa"/>
-            <w:bottom w:w="0" w:type="dxa"/>
-          </w:tblCellMar>
-        </w:tblPrEx>
         <w:tc>
           <w:tcPr>
             <w:tcW w:w="1800" w:type="dxa"/>
@@ -11009,12 +10563,6 @@
         <w:gridCol w:w="7560"/>
       </w:tblGrid>
       <w:tr>
-        <w:tblPrEx>
-          <w:tblCellMar>
-            <w:top w:w="0" w:type="dxa"/>
-            <w:bottom w:w="0" w:type="dxa"/>
-          </w:tblCellMar>
-        </w:tblPrEx>
         <w:tc>
           <w:tcPr>
             <w:tcW w:w="1800" w:type="dxa"/>
@@ -11101,7 +10649,6 @@
         <w:spacing w:before="80" w:after="120"/>
       </w:pPr>
       <w:proofErr w:type="spellStart"/>
-      <w:proofErr w:type="gramStart"/>
       <w:r>
         <w:rPr>
           <w:color w:val="2C2C2C"/>
@@ -11113,17 +10660,9 @@
         <w:rPr>
           <w:color w:val="2C2C2C"/>
         </w:rPr>
-        <w:t>(</w:t>
-      </w:r>
-      <w:proofErr w:type="gramEnd"/>
-      <w:r>
-        <w:rPr>
-          <w:color w:val="2C2C2C"/>
-        </w:rPr>
-        <w:t xml:space="preserve">) over </w:t>
+        <w:t xml:space="preserve">() over </w:t>
       </w:r>
       <w:proofErr w:type="spellStart"/>
-      <w:proofErr w:type="gramStart"/>
       <w:r>
         <w:rPr>
           <w:color w:val="2C2C2C"/>
@@ -11135,14 +10674,7 @@
         <w:rPr>
           <w:color w:val="2C2C2C"/>
         </w:rPr>
-        <w:t>(</w:t>
-      </w:r>
-      <w:proofErr w:type="gramEnd"/>
-      <w:r>
-        <w:rPr>
-          <w:color w:val="2C2C2C"/>
-        </w:rPr>
-        <w:t xml:space="preserve">): YouTube blocks </w:t>
+        <w:t xml:space="preserve">(): YouTube blocks </w:t>
       </w:r>
       <w:proofErr w:type="spellStart"/>
       <w:r>
@@ -11159,7 +10691,6 @@
         <w:t xml:space="preserve"> due to CORS. </w:t>
       </w:r>
       <w:proofErr w:type="spellStart"/>
-      <w:proofErr w:type="gramStart"/>
       <w:r>
         <w:rPr>
           <w:color w:val="2C2C2C"/>
@@ -11171,14 +10702,7 @@
         <w:rPr>
           <w:color w:val="2C2C2C"/>
         </w:rPr>
-        <w:t>(</w:t>
-      </w:r>
-      <w:proofErr w:type="gramEnd"/>
-      <w:r>
-        <w:rPr>
-          <w:color w:val="2C2C2C"/>
-        </w:rPr>
-        <w:t>) bypasses this by capturing the media stream directly from the video element.</w:t>
+        <w:t>() bypasses this by capturing the media stream directly from the video element.</w:t>
       </w:r>
     </w:p>
     <w:p>
@@ -11208,21 +10732,7 @@
         <w:rPr>
           <w:color w:val="2C2C2C"/>
         </w:rPr>
-        <w:t xml:space="preserve"> responses as Blob objects rather than strings. A .</w:t>
-      </w:r>
-      <w:proofErr w:type="gramStart"/>
-      <w:r>
-        <w:rPr>
-          <w:color w:val="2C2C2C"/>
-        </w:rPr>
-        <w:t>text(</w:t>
-      </w:r>
-      <w:proofErr w:type="gramEnd"/>
-      <w:r>
-        <w:rPr>
-          <w:color w:val="2C2C2C"/>
-        </w:rPr>
-        <w:t xml:space="preserve">) call is required to decode them before </w:t>
+        <w:t xml:space="preserve"> responses as Blob objects rather than strings. A .text() call is required to decode them before </w:t>
       </w:r>
       <w:proofErr w:type="spellStart"/>
       <w:r>
@@ -11311,12 +10821,6 @@
         <w:gridCol w:w="7560"/>
       </w:tblGrid>
       <w:tr>
-        <w:tblPrEx>
-          <w:tblCellMar>
-            <w:top w:w="0" w:type="dxa"/>
-            <w:bottom w:w="0" w:type="dxa"/>
-          </w:tblCellMar>
-        </w:tblPrEx>
         <w:tc>
           <w:tcPr>
             <w:tcW w:w="1800" w:type="dxa"/>
@@ -11405,12 +10909,6 @@
         <w:gridCol w:w="7560"/>
       </w:tblGrid>
       <w:tr>
-        <w:tblPrEx>
-          <w:tblCellMar>
-            <w:top w:w="0" w:type="dxa"/>
-            <w:bottom w:w="0" w:type="dxa"/>
-          </w:tblCellMar>
-        </w:tblPrEx>
         <w:tc>
           <w:tcPr>
             <w:tcW w:w="1800" w:type="dxa"/>
@@ -11500,12 +10998,6 @@
         <w:gridCol w:w="7560"/>
       </w:tblGrid>
       <w:tr>
-        <w:tblPrEx>
-          <w:tblCellMar>
-            <w:top w:w="0" w:type="dxa"/>
-            <w:bottom w:w="0" w:type="dxa"/>
-          </w:tblCellMar>
-        </w:tblPrEx>
         <w:tc>
           <w:tcPr>
             <w:tcW w:w="1800" w:type="dxa"/>
@@ -11608,12 +11100,6 @@
         <w:gridCol w:w="7560"/>
       </w:tblGrid>
       <w:tr>
-        <w:tblPrEx>
-          <w:tblCellMar>
-            <w:top w:w="0" w:type="dxa"/>
-            <w:bottom w:w="0" w:type="dxa"/>
-          </w:tblCellMar>
-        </w:tblPrEx>
         <w:tc>
           <w:tcPr>
             <w:tcW w:w="1800" w:type="dxa"/>
@@ -11702,12 +11188,6 @@
         <w:gridCol w:w="7560"/>
       </w:tblGrid>
       <w:tr>
-        <w:tblPrEx>
-          <w:tblCellMar>
-            <w:top w:w="0" w:type="dxa"/>
-            <w:bottom w:w="0" w:type="dxa"/>
-          </w:tblCellMar>
-        </w:tblPrEx>
         <w:tc>
           <w:tcPr>
             <w:tcW w:w="1800" w:type="dxa"/>
@@ -11816,12 +11296,6 @@
         <w:gridCol w:w="7560"/>
       </w:tblGrid>
       <w:tr>
-        <w:tblPrEx>
-          <w:tblCellMar>
-            <w:top w:w="0" w:type="dxa"/>
-            <w:bottom w:w="0" w:type="dxa"/>
-          </w:tblCellMar>
-        </w:tblPrEx>
         <w:tc>
           <w:tcPr>
             <w:tcW w:w="1800" w:type="dxa"/>
@@ -11949,12 +11423,6 @@
         <w:gridCol w:w="9360"/>
       </w:tblGrid>
       <w:tr>
-        <w:tblPrEx>
-          <w:tblCellMar>
-            <w:top w:w="0" w:type="dxa"/>
-            <w:bottom w:w="0" w:type="dxa"/>
-          </w:tblCellMar>
-        </w:tblPrEx>
         <w:tc>
           <w:tcPr>
             <w:tcW w:w="9360" w:type="dxa"/>
@@ -11973,15 +11441,17 @@
             </w:tcMar>
           </w:tcPr>
           <w:p>
-            <w:r>
-              <w:rPr>
-                <w:rFonts w:ascii="Courier New" w:eastAsia="Courier New" w:hAnsi="Courier New" w:cs="Courier New"/>
-                <w:color w:val="2C1A00"/>
-                <w:sz w:val="18"/>
-                <w:szCs w:val="18"/>
-              </w:rPr>
-              <w:t>github.com/[your-username]/subtitle-translator-extension</w:t>
-            </w:r>
+            <w:hyperlink r:id="rId7" w:history="1">
+              <w:r>
+                <w:rPr>
+                  <w:rStyle w:val="Hyperlink"/>
+                  <w:rFonts w:ascii="Courier New" w:eastAsia="Courier New" w:hAnsi="Courier New" w:cs="Courier New"/>
+                  <w:sz w:val="18"/>
+                  <w:szCs w:val="18"/>
+                </w:rPr>
+                <w:t>github.com/[your-username]/subtitle-translator-extension</w:t>
+              </w:r>
+            </w:hyperlink>
           </w:p>
         </w:tc>
       </w:tr>
@@ -11991,100 +11461,6 @@
         <w:spacing w:before="80"/>
       </w:pPr>
     </w:p>
-    <w:p>
-      <w:pPr>
-        <w:spacing w:before="80" w:after="120"/>
-      </w:pPr>
-      <w:r>
-        <w:rPr>
-          <w:color w:val="2C2C2C"/>
-        </w:rPr>
-        <w:t>Backend:</w:t>
-      </w:r>
-    </w:p>
-    <w:p>
-      <w:pPr>
-        <w:spacing w:before="60"/>
-      </w:pPr>
-    </w:p>
-    <w:tbl>
-      <w:tblPr>
-        <w:tblW w:w="9360" w:type="dxa"/>
-        <w:tblBorders>
-          <w:top w:val="single" w:sz="4" w:space="0" w:color="auto"/>
-          <w:left w:val="single" w:sz="4" w:space="0" w:color="auto"/>
-          <w:bottom w:val="single" w:sz="4" w:space="0" w:color="auto"/>
-          <w:right w:val="single" w:sz="4" w:space="0" w:color="auto"/>
-          <w:insideH w:val="single" w:sz="4" w:space="0" w:color="auto"/>
-          <w:insideV w:val="single" w:sz="4" w:space="0" w:color="auto"/>
-        </w:tblBorders>
-        <w:tblCellMar>
-          <w:left w:w="10" w:type="dxa"/>
-          <w:right w:w="10" w:type="dxa"/>
-        </w:tblCellMar>
-        <w:tblLook w:val="0000" w:firstRow="0" w:lastRow="0" w:firstColumn="0" w:lastColumn="0" w:noHBand="0" w:noVBand="0"/>
-      </w:tblPr>
-      <w:tblGrid>
-        <w:gridCol w:w="9360"/>
-      </w:tblGrid>
-      <w:tr>
-        <w:tblPrEx>
-          <w:tblCellMar>
-            <w:top w:w="0" w:type="dxa"/>
-            <w:bottom w:w="0" w:type="dxa"/>
-          </w:tblCellMar>
-        </w:tblPrEx>
-        <w:tc>
-          <w:tcPr>
-            <w:tcW w:w="9360" w:type="dxa"/>
-            <w:tcBorders>
-              <w:top w:val="single" w:sz="4" w:space="0" w:color="CCCCCC"/>
-              <w:left w:val="single" w:sz="4" w:space="0" w:color="CCCCCC"/>
-              <w:bottom w:val="single" w:sz="4" w:space="0" w:color="CCCCCC"/>
-              <w:right w:val="single" w:sz="4" w:space="0" w:color="CCCCCC"/>
-            </w:tcBorders>
-            <w:shd w:val="clear" w:color="auto" w:fill="F0EDE6"/>
-            <w:tcMar>
-              <w:top w:w="120" w:type="dxa"/>
-              <w:left w:w="200" w:type="dxa"/>
-              <w:bottom w:w="120" w:type="dxa"/>
-              <w:right w:w="200" w:type="dxa"/>
-            </w:tcMar>
-          </w:tcPr>
-          <w:p>
-            <w:r>
-              <w:rPr>
-                <w:rFonts w:ascii="Courier New" w:eastAsia="Courier New" w:hAnsi="Courier New" w:cs="Courier New"/>
-                <w:color w:val="2C1A00"/>
-                <w:sz w:val="18"/>
-                <w:szCs w:val="18"/>
-              </w:rPr>
-              <w:t>github.com/[your-username]/</w:t>
-            </w:r>
-            <w:proofErr w:type="spellStart"/>
-            <w:r>
-              <w:rPr>
-                <w:rFonts w:ascii="Courier New" w:eastAsia="Courier New" w:hAnsi="Courier New" w:cs="Courier New"/>
-                <w:color w:val="2C1A00"/>
-                <w:sz w:val="18"/>
-                <w:szCs w:val="18"/>
-              </w:rPr>
-              <w:t>sublang</w:t>
-            </w:r>
-            <w:proofErr w:type="spellEnd"/>
-            <w:r>
-              <w:rPr>
-                <w:rFonts w:ascii="Courier New" w:eastAsia="Courier New" w:hAnsi="Courier New" w:cs="Courier New"/>
-                <w:color w:val="2C1A00"/>
-                <w:sz w:val="18"/>
-                <w:szCs w:val="18"/>
-              </w:rPr>
-              <w:t>-backend</w:t>
-            </w:r>
-          </w:p>
-        </w:tc>
-      </w:tr>
-    </w:tbl>
     <w:p>
       <w:pPr>
         <w:spacing w:before="160"/>
@@ -12139,38 +11515,20 @@
           <w:sz w:val="20"/>
           <w:szCs w:val="20"/>
         </w:rPr>
-        <w:t xml:space="preserve"> </w:t>
-      </w:r>
-      <w:proofErr w:type="gramStart"/>
+        <w:t xml:space="preserve"> v1.0  |  Summer Break </w:t>
+      </w:r>
       <w:r>
         <w:rPr>
           <w:color w:val="B8860B"/>
           <w:sz w:val="20"/>
           <w:szCs w:val="20"/>
         </w:rPr>
-        <w:t>v1.0  |</w:t>
-      </w:r>
-      <w:proofErr w:type="gramEnd"/>
-      <w:r>
-        <w:rPr>
-          <w:color w:val="B8860B"/>
-          <w:sz w:val="20"/>
-          <w:szCs w:val="20"/>
-        </w:rPr>
-        <w:t xml:space="preserve">  Summer Break </w:t>
-      </w:r>
-      <w:r>
-        <w:rPr>
-          <w:color w:val="B8860B"/>
-          <w:sz w:val="20"/>
-          <w:szCs w:val="20"/>
-        </w:rPr>
         <w:t>2025-26</w:t>
       </w:r>
     </w:p>
     <w:sectPr>
-      <w:headerReference w:type="default" r:id="rId7"/>
-      <w:footerReference w:type="default" r:id="rId8"/>
+      <w:headerReference w:type="default" r:id="rId8"/>
+      <w:footerReference w:type="default" r:id="rId9"/>
       <w:pgSz w:w="12240" w:h="15840"/>
       <w:pgMar w:top="1440" w:right="1260" w:bottom="1440" w:left="1260" w:header="708" w:footer="708" w:gutter="0"/>
       <w:cols w:space="720"/>
@@ -12222,16 +11580,7 @@
         <w:sz w:val="18"/>
         <w:szCs w:val="18"/>
       </w:rPr>
-      <w:t>2025-</w:t>
-    </w:r>
-    <w:proofErr w:type="gramStart"/>
-    <w:r>
-      <w:rPr>
-        <w:color w:val="555555"/>
-        <w:sz w:val="18"/>
-        <w:szCs w:val="18"/>
-      </w:rPr>
-      <w:t>26</w:t>
+      <w:t>2025-26</w:t>
     </w:r>
     <w:r>
       <w:rPr>
@@ -12239,16 +11588,7 @@
         <w:sz w:val="18"/>
         <w:szCs w:val="18"/>
       </w:rPr>
-      <w:t xml:space="preserve">  |</w:t>
-    </w:r>
-    <w:proofErr w:type="gramEnd"/>
-    <w:r>
-      <w:rPr>
-        <w:color w:val="555555"/>
-        <w:sz w:val="18"/>
-        <w:szCs w:val="18"/>
-      </w:rPr>
-      <w:t xml:space="preserve">  Page </w:t>
+      <w:t xml:space="preserve">  |  Page </w:t>
     </w:r>
     <w:r>
       <w:rPr>
@@ -12392,29 +11732,7 @@
         <w:sz w:val="18"/>
         <w:szCs w:val="18"/>
       </w:rPr>
-      <w:t xml:space="preserve"> — Universal Video Subtitle </w:t>
-    </w:r>
-    <w:proofErr w:type="gramStart"/>
-    <w:r>
-      <w:rPr>
-        <w:i/>
-        <w:iCs/>
-        <w:color w:val="555555"/>
-        <w:sz w:val="18"/>
-        <w:szCs w:val="18"/>
-      </w:rPr>
-      <w:t>Translator  |</w:t>
-    </w:r>
-    <w:proofErr w:type="gramEnd"/>
-    <w:r>
-      <w:rPr>
-        <w:i/>
-        <w:iCs/>
-        <w:color w:val="555555"/>
-        <w:sz w:val="18"/>
-        <w:szCs w:val="18"/>
-      </w:rPr>
-      <w:t xml:space="preserve">  Technical Documentation</w:t>
+      <w:t xml:space="preserve"> — Universal Video Subtitle Translator  |  Technical Documentation</w:t>
     </w:r>
   </w:p>
 </w:hdr>
@@ -13310,6 +12628,18 @@
     <w:uiPriority w:val="99"/>
     <w:rsid w:val="003B2698"/>
   </w:style>
+  <w:style w:type="character" w:styleId="UnresolvedMention">
+    <w:name w:val="Unresolved Mention"/>
+    <w:basedOn w:val="DefaultParagraphFont"/>
+    <w:uiPriority w:val="99"/>
+    <w:semiHidden/>
+    <w:unhideWhenUsed/>
+    <w:rsid w:val="0039271B"/>
+    <w:rPr>
+      <w:color w:val="605E5C"/>
+      <w:shd w:val="clear" w:color="auto" w:fill="E1DFDD"/>
+    </w:rPr>
+  </w:style>
 </w:styles>
 </file>
 
